--- a/en/wisdom-stories/learning-from-loss.docx
+++ b/en/wisdom-stories/learning-from-loss.docx
@@ -27,7 +27,7 @@
         <w:rPr>
           <w:lang/>
         </w:rPr>
-        <w:t>Do not see life only in terms of what you have lost. Recognise your successes and the lessons your setbacks have taught you. Even when things do not turn out as you hoped, the experience can help you find your next step.</w:t>
+        <w:t xml:space="preserve">Do not see life only in terms of what you have lost. Recognize your successes and the lessons your setbacks have taught you. Even when things do not turn out as you hoped, the experience can help you find your next step.</w:t>
       </w:r>
     </w:p>
     <w:p>
